--- a/paper/yang_2026_extension/Research_Integrity_Audit_CN_TheoryFramework.docx
+++ b/paper/yang_2026_extension/Research_Integrity_Audit_CN_TheoryFramework.docx
@@ -55,7 +55,7 @@
           <w:rFonts w:ascii="SimSun" w:hAnsi="SimSun" w:eastAsia="SimSun"/>
           <w:sz w:val="20"/>
         </w:rPr>
-        <w:t xml:space="preserve"> 2026-09-05T07:35:59.117394+00:00</w:t>
+        <w:t xml:space="preserve"> 2026-09-20T15:41:18.281001+00:00</w:t>
       </w:r>
     </w:p>
     <w:p>
@@ -4007,7 +4007,207 @@
                 <w:b w:val="0"/>
                 <w:sz w:val="16"/>
               </w:rPr>
-              <w:t>83d4f469b23f9cc2</w:t>
+              <w:t>041a9e65806ae910</w:t>
+            </w:r>
+          </w:p>
+        </w:tc>
+      </w:tr>
+      <w:tr>
+        <w:trPr>
+          <w:cantSplit/>
+        </w:trPr>
+        <w:tc>
+          <w:tcPr>
+            <w:tcW w:type="dxa" w:w="4093"/>
+            <w:vAlign w:val="center"/>
+          </w:tcPr>
+          <w:p>
+            <w:pPr>
+              <w:spacing w:before="20" w:after="20" w:line="240" w:lineRule="auto"/>
+            </w:pPr>
+            <w:r>
+              <w:rPr>
+                <w:rFonts w:ascii="Times New Roman" w:hAnsi="Times New Roman" w:eastAsia="SimSun"/>
+                <w:b w:val="0"/>
+                <w:sz w:val="16"/>
+              </w:rPr>
+              <w:t>analysis/diagnostics/reviewer-spectrum-audit.json</w:t>
+            </w:r>
+          </w:p>
+        </w:tc>
+        <w:tc>
+          <w:tcPr>
+            <w:tcW w:type="dxa" w:w="2456"/>
+            <w:vAlign w:val="center"/>
+          </w:tcPr>
+          <w:p>
+            <w:pPr>
+              <w:spacing w:before="20" w:after="20" w:line="240" w:lineRule="auto"/>
+            </w:pPr>
+            <w:r>
+              <w:rPr>
+                <w:rFonts w:ascii="Times New Roman" w:hAnsi="Times New Roman" w:eastAsia="SimSun"/>
+                <w:b w:val="0"/>
+                <w:sz w:val="16"/>
+              </w:rPr>
+              <w:t>present_calculation</w:t>
+            </w:r>
+          </w:p>
+        </w:tc>
+        <w:tc>
+          <w:tcPr>
+            <w:tcW w:type="dxa" w:w="3275"/>
+            <w:vAlign w:val="center"/>
+          </w:tcPr>
+          <w:p>
+            <w:pPr>
+              <w:spacing w:before="20" w:after="20" w:line="240" w:lineRule="auto"/>
+            </w:pPr>
+            <w:r>
+              <w:rPr>
+                <w:rFonts w:ascii="Times New Roman" w:hAnsi="Times New Roman" w:eastAsia="SimSun"/>
+                <w:b w:val="0"/>
+                <w:sz w:val="16"/>
+              </w:rPr>
+              <w:t>Archived-grid full-spectrum normalization sensitivity</w:t>
+            </w:r>
+          </w:p>
+        </w:tc>
+        <w:tc>
+          <w:tcPr>
+            <w:tcW w:type="dxa" w:w="1091"/>
+            <w:vAlign w:val="center"/>
+          </w:tcPr>
+          <w:p>
+            <w:pPr>
+              <w:spacing w:before="20" w:after="20" w:line="240" w:lineRule="auto"/>
+            </w:pPr>
+            <w:r>
+              <w:rPr>
+                <w:rFonts w:ascii="Times New Roman" w:hAnsi="Times New Roman" w:eastAsia="SimSun"/>
+                <w:b w:val="0"/>
+                <w:sz w:val="16"/>
+              </w:rPr>
+              <w:t>是</w:t>
+            </w:r>
+          </w:p>
+        </w:tc>
+        <w:tc>
+          <w:tcPr>
+            <w:tcW w:type="dxa" w:w="2731"/>
+            <w:vAlign w:val="center"/>
+          </w:tcPr>
+          <w:p>
+            <w:pPr>
+              <w:spacing w:before="20" w:after="20" w:line="240" w:lineRule="auto"/>
+            </w:pPr>
+            <w:r>
+              <w:rPr>
+                <w:rFonts w:ascii="Times New Roman" w:hAnsi="Times New Roman" w:eastAsia="SimSun"/>
+                <w:b w:val="0"/>
+                <w:sz w:val="16"/>
+              </w:rPr>
+              <w:t>0613a1895ef2e83b</w:t>
+            </w:r>
+          </w:p>
+        </w:tc>
+      </w:tr>
+      <w:tr>
+        <w:trPr>
+          <w:cantSplit/>
+        </w:trPr>
+        <w:tc>
+          <w:tcPr>
+            <w:tcW w:type="dxa" w:w="4093"/>
+            <w:vAlign w:val="center"/>
+          </w:tcPr>
+          <w:p>
+            <w:pPr>
+              <w:spacing w:before="20" w:after="20" w:line="240" w:lineRule="auto"/>
+            </w:pPr>
+            <w:r>
+              <w:rPr>
+                <w:rFonts w:ascii="Times New Roman" w:hAnsi="Times New Roman" w:eastAsia="SimSun"/>
+                <w:b w:val="0"/>
+                <w:sz w:val="16"/>
+              </w:rPr>
+              <w:t>analysis/diagnostics/reviewer-matrix-audit.json</w:t>
+            </w:r>
+          </w:p>
+        </w:tc>
+        <w:tc>
+          <w:tcPr>
+            <w:tcW w:type="dxa" w:w="2456"/>
+            <w:vAlign w:val="center"/>
+          </w:tcPr>
+          <w:p>
+            <w:pPr>
+              <w:spacing w:before="20" w:after="20" w:line="240" w:lineRule="auto"/>
+            </w:pPr>
+            <w:r>
+              <w:rPr>
+                <w:rFonts w:ascii="Times New Roman" w:hAnsi="Times New Roman" w:eastAsia="SimSun"/>
+                <w:b w:val="0"/>
+                <w:sz w:val="16"/>
+              </w:rPr>
+              <w:t>present_calculation</w:t>
+            </w:r>
+          </w:p>
+        </w:tc>
+        <w:tc>
+          <w:tcPr>
+            <w:tcW w:type="dxa" w:w="3275"/>
+            <w:vAlign w:val="center"/>
+          </w:tcPr>
+          <w:p>
+            <w:pPr>
+              <w:spacing w:before="20" w:after="20" w:line="240" w:lineRule="auto"/>
+            </w:pPr>
+            <w:r>
+              <w:rPr>
+                <w:rFonts w:ascii="Times New Roman" w:hAnsi="Times New Roman" w:eastAsia="SimSun"/>
+                <w:b w:val="0"/>
+                <w:sz w:val="16"/>
+              </w:rPr>
+              <w:t>Raw hydrodynamic reciprocity and damping eigenvalues before symmetrization</w:t>
+            </w:r>
+          </w:p>
+        </w:tc>
+        <w:tc>
+          <w:tcPr>
+            <w:tcW w:type="dxa" w:w="1091"/>
+            <w:vAlign w:val="center"/>
+          </w:tcPr>
+          <w:p>
+            <w:pPr>
+              <w:spacing w:before="20" w:after="20" w:line="240" w:lineRule="auto"/>
+            </w:pPr>
+            <w:r>
+              <w:rPr>
+                <w:rFonts w:ascii="Times New Roman" w:hAnsi="Times New Roman" w:eastAsia="SimSun"/>
+                <w:b w:val="0"/>
+                <w:sz w:val="16"/>
+              </w:rPr>
+              <w:t>是</w:t>
+            </w:r>
+          </w:p>
+        </w:tc>
+        <w:tc>
+          <w:tcPr>
+            <w:tcW w:type="dxa" w:w="2731"/>
+            <w:vAlign w:val="center"/>
+          </w:tcPr>
+          <w:p>
+            <w:pPr>
+              <w:spacing w:before="20" w:after="20" w:line="240" w:lineRule="auto"/>
+            </w:pPr>
+            <w:r>
+              <w:rPr>
+                <w:rFonts w:ascii="Times New Roman" w:hAnsi="Times New Roman" w:eastAsia="SimSun"/>
+                <w:b w:val="0"/>
+                <w:sz w:val="16"/>
+              </w:rPr>
+              <w:t>0353c516aef8311c</w:t>
             </w:r>
           </w:p>
         </w:tc>
